--- a/Projektdokumentation_Spielesammlung.docx
+++ b/Projektdokumentation_Spielesammlung.docx
@@ -12,6 +12,7 @@
       <w:r>
         <w:rPr>
           <w:b/>
+          <w:noProof/>
           <w:lang w:val="de-DE"/>
         </w:rPr>
         <w:drawing>
@@ -75,6 +76,7 @@
       <w:r>
         <w:rPr>
           <w:b/>
+          <w:noProof/>
           <w:lang w:val="de-DE"/>
         </w:rPr>
         <w:drawing>
@@ -1653,13 +1655,7 @@
         <w:rPr>
           <w:lang w:val="de-DE"/>
         </w:rPr>
-        <w:t>Sebastian</w:t>
-      </w:r>
-      <w:r>
-        <w:rPr>
-          <w:lang w:val="de-DE"/>
-        </w:rPr>
-        <w:t>, Noah</w:t>
+        <w:t>Nico, Abdurrahman</w:t>
       </w:r>
     </w:p>
     <w:p>
@@ -2512,73 +2508,47 @@
         <w:rPr>
           <w:lang w:val="de-DE"/>
         </w:rPr>
-        <w:t>//</w:t>
-      </w:r>
-      <w:r>
-        <w:rPr>
-          <w:lang w:val="de-DE"/>
-        </w:rPr>
-        <w:t>Spielintegration (als einzelne Python-Module)</w:t>
+        <w:t xml:space="preserve">SQLite: Speicherung von Nutzerdaten &amp; </w:t>
+      </w:r>
+      <w:r>
+        <w:rPr>
+          <w:lang w:val="de-DE"/>
+        </w:rPr>
+        <w:t>Punkte</w:t>
       </w:r>
     </w:p>
     <w:p>
       <w:pPr>
-        <w:pStyle w:val="Aufzhlungszeichen"/>
-        <w:rPr>
-          <w:lang w:val="de-DE"/>
-        </w:rPr>
-      </w:pPr>
-      <w:r>
-        <w:rPr>
-          <w:lang w:val="de-DE"/>
-        </w:rPr>
-        <w:t>//</w:t>
-      </w:r>
-      <w:r>
-        <w:rPr>
-          <w:lang w:val="de-DE"/>
-        </w:rPr>
-        <w:t>Snake</w:t>
-      </w:r>
+        <w:rPr>
+          <w:lang w:val="de-DE"/>
+        </w:rPr>
+      </w:pPr>
     </w:p>
     <w:p>
       <w:pPr>
-        <w:pStyle w:val="Aufzhlungszeichen"/>
-        <w:rPr>
-          <w:lang w:val="de-DE"/>
-        </w:rPr>
-      </w:pPr>
-      <w:r>
-        <w:rPr>
-          <w:lang w:val="de-DE"/>
-        </w:rPr>
-        <w:t>//</w:t>
-      </w:r>
-      <w:r>
-        <w:rPr>
-          <w:lang w:val="de-DE"/>
-        </w:rPr>
-        <w:t>Doodle Jump</w:t>
+        <w:pStyle w:val="berschrift2"/>
+        <w:rPr>
+          <w:lang w:val="de-DE"/>
+        </w:rPr>
+      </w:pPr>
+      <w:r>
+        <w:rPr>
+          <w:lang w:val="de-DE"/>
+        </w:rPr>
+        <w:t>5.2 Tests</w:t>
       </w:r>
     </w:p>
     <w:p>
       <w:pPr>
-        <w:pStyle w:val="Aufzhlungszeichen"/>
-        <w:rPr>
-          <w:lang w:val="de-DE"/>
-        </w:rPr>
-      </w:pPr>
-      <w:r>
-        <w:rPr>
-          <w:lang w:val="de-DE"/>
-        </w:rPr>
-        <w:t>//</w:t>
-      </w:r>
-      <w:r>
-        <w:rPr>
-          <w:lang w:val="de-DE"/>
-        </w:rPr>
-        <w:t>Tetris</w:t>
+        <w:rPr>
+          <w:lang w:val="de-DE"/>
+        </w:rPr>
+      </w:pPr>
+      <w:r>
+        <w:rPr>
+          <w:lang w:val="de-DE"/>
+        </w:rPr>
+        <w:t>Manuelle Tests mit Testusern:</w:t>
       </w:r>
     </w:p>
     <w:p>
@@ -2592,13 +2562,7 @@
         <w:rPr>
           <w:lang w:val="de-DE"/>
         </w:rPr>
-        <w:t>//</w:t>
-      </w:r>
-      <w:r>
-        <w:rPr>
-          <w:lang w:val="de-DE"/>
-        </w:rPr>
-        <w:t>Pingpong</w:t>
+        <w:t>Anmeldeprozess &amp; GUI-Bedienung</w:t>
       </w:r>
     </w:p>
     <w:p>
@@ -2612,34 +2576,35 @@
         <w:rPr>
           <w:lang w:val="de-DE"/>
         </w:rPr>
-        <w:t xml:space="preserve">SQLite: Speicherung von Nutzerdaten &amp; </w:t>
-      </w:r>
-      <w:r>
-        <w:rPr>
-          <w:lang w:val="de-DE"/>
-        </w:rPr>
-        <w:t>Punkte</w:t>
+        <w:t>Fehlerhafte Logins</w:t>
       </w:r>
     </w:p>
     <w:p>
       <w:pPr>
-        <w:rPr>
-          <w:lang w:val="de-DE"/>
-        </w:rPr>
-      </w:pPr>
+        <w:pStyle w:val="Aufzhlungszeichen"/>
+        <w:rPr>
+          <w:lang w:val="de-DE"/>
+        </w:rPr>
+      </w:pPr>
+      <w:r>
+        <w:rPr>
+          <w:lang w:val="de-DE"/>
+        </w:rPr>
+        <w:t>Spielstarts</w:t>
+      </w:r>
     </w:p>
     <w:p>
       <w:pPr>
-        <w:pStyle w:val="berschrift2"/>
-        <w:rPr>
-          <w:lang w:val="de-DE"/>
-        </w:rPr>
-      </w:pPr>
-      <w:r>
-        <w:rPr>
-          <w:lang w:val="de-DE"/>
-        </w:rPr>
-        <w:t>5.2 Tests</w:t>
+        <w:pStyle w:val="Aufzhlungszeichen"/>
+        <w:rPr>
+          <w:lang w:val="de-DE"/>
+        </w:rPr>
+      </w:pPr>
+      <w:r>
+        <w:rPr>
+          <w:lang w:val="de-DE"/>
+        </w:rPr>
+        <w:t>Datenbank lauf Fähigkeit</w:t>
       </w:r>
     </w:p>
     <w:p>
@@ -2648,75 +2613,61 @@
           <w:lang w:val="de-DE"/>
         </w:rPr>
       </w:pPr>
-      <w:r>
-        <w:rPr>
-          <w:lang w:val="de-DE"/>
-        </w:rPr>
-        <w:t>Manuelle Tests mit Testusern:</w:t>
-      </w:r>
     </w:p>
     <w:p>
       <w:pPr>
-        <w:pStyle w:val="Aufzhlungszeichen"/>
-        <w:rPr>
-          <w:lang w:val="de-DE"/>
-        </w:rPr>
-      </w:pPr>
-      <w:r>
-        <w:rPr>
-          <w:lang w:val="de-DE"/>
-        </w:rPr>
-        <w:t>Anmeldeprozess &amp; GUI-Bedienung</w:t>
+        <w:rPr>
+          <w:lang w:val="de-DE"/>
+        </w:rPr>
+      </w:pPr>
+      <w:r>
+        <w:rPr>
+          <w:lang w:val="de-DE"/>
+        </w:rPr>
+        <w:t>----------------------------------------</w:t>
       </w:r>
     </w:p>
     <w:p>
       <w:pPr>
-        <w:pStyle w:val="Aufzhlungszeichen"/>
-        <w:rPr>
-          <w:lang w:val="de-DE"/>
-        </w:rPr>
-      </w:pPr>
-      <w:r>
-        <w:rPr>
-          <w:lang w:val="de-DE"/>
-        </w:rPr>
-        <w:t>Fehlerhafte Logins</w:t>
-      </w:r>
+        <w:rPr>
+          <w:lang w:val="de-DE"/>
+        </w:rPr>
+      </w:pPr>
     </w:p>
     <w:p>
       <w:pPr>
-        <w:pStyle w:val="Aufzhlungszeichen"/>
-        <w:rPr>
-          <w:lang w:val="de-DE"/>
-        </w:rPr>
-      </w:pPr>
-      <w:r>
-        <w:rPr>
-          <w:lang w:val="de-DE"/>
-        </w:rPr>
-        <w:t>Spielstarts</w:t>
+        <w:pStyle w:val="berschrift1"/>
+        <w:rPr>
+          <w:lang w:val="de-DE"/>
+        </w:rPr>
+      </w:pPr>
+      <w:r>
+        <w:rPr>
+          <w:lang w:val="de-DE"/>
+        </w:rPr>
+        <w:t>6 Einführungsphase</w:t>
       </w:r>
     </w:p>
     <w:p>
       <w:pPr>
-        <w:pStyle w:val="Aufzhlungszeichen"/>
-        <w:rPr>
-          <w:lang w:val="de-DE"/>
-        </w:rPr>
-      </w:pPr>
-      <w:r>
-        <w:rPr>
-          <w:lang w:val="de-DE"/>
-        </w:rPr>
-        <w:t>Datenbank lauf Fähigkeit</w:t>
-      </w:r>
+        <w:rPr>
+          <w:lang w:val="de-DE"/>
+        </w:rPr>
+      </w:pPr>
     </w:p>
     <w:p>
       <w:pPr>
-        <w:rPr>
-          <w:lang w:val="de-DE"/>
-        </w:rPr>
-      </w:pPr>
+        <w:pStyle w:val="berschrift2"/>
+        <w:rPr>
+          <w:lang w:val="de-DE"/>
+        </w:rPr>
+      </w:pPr>
+      <w:r>
+        <w:rPr>
+          <w:lang w:val="de-DE"/>
+        </w:rPr>
+        <w:t>6.1 Abschluss</w:t>
+      </w:r>
     </w:p>
     <w:p>
       <w:pPr>
@@ -2728,7 +2679,13 @@
         <w:rPr>
           <w:lang w:val="de-DE"/>
         </w:rPr>
-        <w:t>----------------------------------------</w:t>
+        <w:t xml:space="preserve">Die App ist lokal installierbar und auf gängigen Systemen lauffähig. </w:t>
+      </w:r>
+      <w:r>
+        <w:rPr>
+          <w:lang w:val="de-DE"/>
+        </w:rPr>
+        <w:t>Die App wurde auf verschiedenen Betriebssystemen getestet und lief erfolgreich. Fehler bei Tests oder Datenbankabfragen wurden behoben.</w:t>
       </w:r>
     </w:p>
     <w:p>
@@ -2740,17 +2697,10 @@
     </w:p>
     <w:p>
       <w:pPr>
-        <w:pStyle w:val="berschrift1"/>
-        <w:rPr>
-          <w:lang w:val="de-DE"/>
-        </w:rPr>
-      </w:pPr>
-      <w:r>
-        <w:rPr>
-          <w:lang w:val="de-DE"/>
-        </w:rPr>
-        <w:t>6 Einführungsphase</w:t>
-      </w:r>
+        <w:rPr>
+          <w:lang w:val="de-DE"/>
+        </w:rPr>
+      </w:pPr>
     </w:p>
     <w:p>
       <w:pPr>
@@ -2770,7 +2720,7 @@
         <w:rPr>
           <w:lang w:val="de-DE"/>
         </w:rPr>
-        <w:t>6.1 Abschluss</w:t>
+        <w:t>6.2 Ausblick</w:t>
       </w:r>
     </w:p>
     <w:p>
@@ -2783,49 +2733,76 @@
         <w:rPr>
           <w:lang w:val="de-DE"/>
         </w:rPr>
-        <w:t xml:space="preserve">Die App ist lokal installierbar und auf gängigen Systemen lauffähig. </w:t>
-      </w:r>
-      <w:r>
-        <w:rPr>
-          <w:lang w:val="de-DE"/>
-        </w:rPr>
-        <w:t>Die App wurde auf verschiedenen Betriebssystemen getestet und lief erfolgreich. Fehler bei Tests oder Datenbankabfragen wurden behoben.</w:t>
+        <w:t>Die Erweiterung um:</w:t>
       </w:r>
     </w:p>
     <w:p>
       <w:pPr>
-        <w:rPr>
-          <w:lang w:val="de-DE"/>
-        </w:rPr>
-      </w:pPr>
+        <w:pStyle w:val="Aufzhlungszeichen"/>
+        <w:rPr>
+          <w:lang w:val="de-DE"/>
+        </w:rPr>
+      </w:pPr>
+      <w:r>
+        <w:rPr>
+          <w:lang w:val="de-DE"/>
+        </w:rPr>
+        <w:t xml:space="preserve">Weitere Spiele (z. B. Schach, 4 gewinnt, </w:t>
+      </w:r>
+      <w:r>
+        <w:rPr>
+          <w:lang w:val="de-DE"/>
+        </w:rPr>
+        <w:t>Memory</w:t>
+      </w:r>
+      <w:r>
+        <w:rPr>
+          <w:lang w:val="de-DE"/>
+        </w:rPr>
+        <w:t>)</w:t>
+      </w:r>
     </w:p>
     <w:p>
       <w:pPr>
-        <w:rPr>
-          <w:lang w:val="de-DE"/>
-        </w:rPr>
-      </w:pPr>
+        <w:pStyle w:val="Aufzhlungszeichen"/>
+        <w:rPr>
+          <w:lang w:val="de-DE"/>
+        </w:rPr>
+      </w:pPr>
+      <w:r>
+        <w:rPr>
+          <w:lang w:val="de-DE"/>
+        </w:rPr>
+        <w:t>Chat Funktion</w:t>
+      </w:r>
     </w:p>
     <w:p>
       <w:pPr>
-        <w:rPr>
-          <w:lang w:val="de-DE"/>
-        </w:rPr>
-      </w:pPr>
+        <w:pStyle w:val="Aufzhlungszeichen"/>
+        <w:rPr>
+          <w:lang w:val="de-DE"/>
+        </w:rPr>
+      </w:pPr>
+      <w:r>
+        <w:rPr>
+          <w:lang w:val="de-DE"/>
+        </w:rPr>
+        <w:lastRenderedPageBreak/>
+        <w:t>Benutzerprofile mit Avataren</w:t>
+      </w:r>
     </w:p>
     <w:p>
       <w:pPr>
-        <w:pStyle w:val="berschrift2"/>
-        <w:rPr>
-          <w:lang w:val="de-DE"/>
-        </w:rPr>
-      </w:pPr>
-      <w:r>
-        <w:rPr>
-          <w:lang w:val="de-DE"/>
-        </w:rPr>
-        <w:lastRenderedPageBreak/>
-        <w:t>6.2 Ausblick</w:t>
+        <w:pStyle w:val="Aufzhlungszeichen"/>
+        <w:rPr>
+          <w:lang w:val="de-DE"/>
+        </w:rPr>
+      </w:pPr>
+      <w:r>
+        <w:rPr>
+          <w:lang w:val="de-DE"/>
+        </w:rPr>
+        <w:t>Freundesliste</w:t>
       </w:r>
     </w:p>
     <w:p>
@@ -2838,75 +2815,72 @@
         <w:rPr>
           <w:lang w:val="de-DE"/>
         </w:rPr>
-        <w:t>Die Erweiterung um:</w:t>
+        <w:t>ist angedacht, jedoch</w:t>
+      </w:r>
+      <w:r>
+        <w:rPr>
+          <w:lang w:val="de-DE"/>
+        </w:rPr>
+        <w:t xml:space="preserve"> noch</w:t>
+      </w:r>
+      <w:r>
+        <w:rPr>
+          <w:lang w:val="de-DE"/>
+        </w:rPr>
+        <w:t xml:space="preserve"> </w:t>
+      </w:r>
+      <w:r>
+        <w:rPr>
+          <w:lang w:val="de-DE"/>
+        </w:rPr>
+        <w:t>nicht</w:t>
+      </w:r>
+      <w:r>
+        <w:rPr>
+          <w:lang w:val="de-DE"/>
+        </w:rPr>
+        <w:t xml:space="preserve"> Bestandteil dieses Projekts.</w:t>
       </w:r>
     </w:p>
     <w:p>
       <w:pPr>
-        <w:pStyle w:val="Aufzhlungszeichen"/>
-        <w:rPr>
-          <w:lang w:val="de-DE"/>
-        </w:rPr>
-      </w:pPr>
-      <w:r>
-        <w:rPr>
-          <w:lang w:val="de-DE"/>
-        </w:rPr>
-        <w:t xml:space="preserve">Weitere Spiele (z. B. Schach, 4 gewinnt, </w:t>
-      </w:r>
-      <w:r>
-        <w:rPr>
-          <w:lang w:val="de-DE"/>
-        </w:rPr>
-        <w:t>Memory</w:t>
-      </w:r>
-      <w:r>
-        <w:rPr>
-          <w:lang w:val="de-DE"/>
-        </w:rPr>
-        <w:t>)</w:t>
-      </w:r>
+        <w:rPr>
+          <w:lang w:val="de-DE"/>
+        </w:rPr>
+      </w:pPr>
     </w:p>
     <w:p>
       <w:pPr>
-        <w:pStyle w:val="Aufzhlungszeichen"/>
-        <w:rPr>
-          <w:lang w:val="de-DE"/>
-        </w:rPr>
-      </w:pPr>
-      <w:r>
-        <w:rPr>
-          <w:lang w:val="de-DE"/>
-        </w:rPr>
-        <w:t>Chat Funktion</w:t>
+        <w:rPr>
+          <w:lang w:val="de-DE"/>
+        </w:rPr>
+      </w:pPr>
+      <w:r>
+        <w:rPr>
+          <w:lang w:val="de-DE"/>
+        </w:rPr>
+        <w:t>----------------------------------------</w:t>
       </w:r>
     </w:p>
     <w:p>
       <w:pPr>
-        <w:pStyle w:val="Aufzhlungszeichen"/>
-        <w:rPr>
-          <w:lang w:val="de-DE"/>
-        </w:rPr>
-      </w:pPr>
-      <w:r>
-        <w:rPr>
-          <w:lang w:val="de-DE"/>
-        </w:rPr>
-        <w:t>Benutzerprofile mit Avataren</w:t>
-      </w:r>
+        <w:rPr>
+          <w:lang w:val="de-DE"/>
+        </w:rPr>
+      </w:pPr>
     </w:p>
     <w:p>
       <w:pPr>
-        <w:pStyle w:val="Aufzhlungszeichen"/>
-        <w:rPr>
-          <w:lang w:val="de-DE"/>
-        </w:rPr>
-      </w:pPr>
-      <w:r>
-        <w:rPr>
-          <w:lang w:val="de-DE"/>
-        </w:rPr>
-        <w:t>Freundesliste</w:t>
+        <w:pStyle w:val="berschrift1"/>
+        <w:rPr>
+          <w:lang w:val="de-DE"/>
+        </w:rPr>
+      </w:pPr>
+      <w:r>
+        <w:rPr>
+          <w:lang w:val="de-DE"/>
+        </w:rPr>
+        <w:t>7 Anhang</w:t>
       </w:r>
     </w:p>
     <w:p>
@@ -2915,43 +2889,20 @@
           <w:lang w:val="de-DE"/>
         </w:rPr>
       </w:pPr>
-      <w:r>
-        <w:rPr>
-          <w:lang w:val="de-DE"/>
-        </w:rPr>
-        <w:t>ist angedacht, jedoch</w:t>
-      </w:r>
-      <w:r>
-        <w:rPr>
-          <w:lang w:val="de-DE"/>
-        </w:rPr>
-        <w:t xml:space="preserve"> noch</w:t>
-      </w:r>
-      <w:r>
-        <w:rPr>
-          <w:lang w:val="de-DE"/>
-        </w:rPr>
-        <w:t xml:space="preserve"> </w:t>
-      </w:r>
-      <w:r>
-        <w:rPr>
-          <w:lang w:val="de-DE"/>
-        </w:rPr>
-        <w:t>nicht</w:t>
-      </w:r>
-      <w:r>
-        <w:rPr>
-          <w:lang w:val="de-DE"/>
-        </w:rPr>
-        <w:t xml:space="preserve"> Bestandteil dieses Projekts.</w:t>
-      </w:r>
     </w:p>
     <w:p>
       <w:pPr>
-        <w:rPr>
-          <w:lang w:val="de-DE"/>
-        </w:rPr>
-      </w:pPr>
+        <w:pStyle w:val="berschrift2"/>
+        <w:rPr>
+          <w:lang w:val="de-DE"/>
+        </w:rPr>
+      </w:pPr>
+      <w:r>
+        <w:rPr>
+          <w:lang w:val="de-DE"/>
+        </w:rPr>
+        <w:t>7.1 Screenshots</w:t>
+      </w:r>
     </w:p>
     <w:p>
       <w:pPr>
@@ -2961,61 +2912,7 @@
       </w:pPr>
       <w:r>
         <w:rPr>
-          <w:lang w:val="de-DE"/>
-        </w:rPr>
-        <w:t>----------------------------------------</w:t>
-      </w:r>
-    </w:p>
-    <w:p>
-      <w:pPr>
-        <w:rPr>
-          <w:lang w:val="de-DE"/>
-        </w:rPr>
-      </w:pPr>
-    </w:p>
-    <w:p>
-      <w:pPr>
-        <w:pStyle w:val="berschrift1"/>
-        <w:rPr>
-          <w:lang w:val="de-DE"/>
-        </w:rPr>
-      </w:pPr>
-      <w:r>
-        <w:rPr>
-          <w:lang w:val="de-DE"/>
-        </w:rPr>
-        <w:t>7 Anhang</w:t>
-      </w:r>
-    </w:p>
-    <w:p>
-      <w:pPr>
-        <w:rPr>
-          <w:lang w:val="de-DE"/>
-        </w:rPr>
-      </w:pPr>
-    </w:p>
-    <w:p>
-      <w:pPr>
-        <w:pStyle w:val="berschrift2"/>
-        <w:rPr>
-          <w:lang w:val="de-DE"/>
-        </w:rPr>
-      </w:pPr>
-      <w:r>
-        <w:rPr>
-          <w:lang w:val="de-DE"/>
-        </w:rPr>
-        <w:t>7.1 Screenshots</w:t>
-      </w:r>
-    </w:p>
-    <w:p>
-      <w:pPr>
-        <w:rPr>
-          <w:lang w:val="de-DE"/>
-        </w:rPr>
-      </w:pPr>
-      <w:r>
-        <w:rPr>
+          <w:noProof/>
           <w:lang w:val="de-DE"/>
         </w:rPr>
         <w:drawing>
@@ -3063,6 +2960,7 @@
       </w:pPr>
       <w:r>
         <w:rPr>
+          <w:noProof/>
           <w:lang w:val="de-DE"/>
         </w:rPr>
         <w:lastRenderedPageBreak/>
@@ -3321,6 +3219,7 @@
       </w:pPr>
       <w:r>
         <w:rPr>
+          <w:noProof/>
           <w:lang w:val="de-DE"/>
         </w:rPr>
         <w:drawing>
@@ -3461,6 +3360,7 @@
       </w:pPr>
       <w:r>
         <w:rPr>
+          <w:noProof/>
           <w:lang w:val="de-DE"/>
         </w:rPr>
         <w:drawing>
@@ -3532,13 +3432,6 @@
         <w:t>Zeitplan</w:t>
       </w:r>
     </w:p>
-    <w:p>
-      <w:pPr>
-        <w:rPr>
-          <w:lang w:val="de-DE"/>
-        </w:rPr>
-      </w:pPr>
-    </w:p>
     <w:tbl>
       <w:tblPr>
         <w:tblStyle w:val="Tabellenraster"/>
@@ -3564,7 +3457,7 @@
               <w:rPr>
                 <w:lang w:val="de-DE"/>
               </w:rPr>
-              <w:t>Phase</w:t>
+              <w:t>Datum</w:t>
             </w:r>
           </w:p>
         </w:tc>
@@ -3582,7 +3475,7 @@
               <w:rPr>
                 <w:lang w:val="de-DE"/>
               </w:rPr>
-              <w:t>Zeit (Stunden)</w:t>
+              <w:t>Aufgabe</w:t>
             </w:r>
           </w:p>
         </w:tc>
